--- a/Dataset/generated_documents/maintenance/MNT_EVT-036.docx
+++ b/Dataset/generated_documents/maintenance/MNT_EVT-036.docx
@@ -77,7 +77,7 @@
           </w:tcPr>
           <w:p>
             <w:r>
-              <w:t>8F0C96A7</w:t>
+              <w:t>335A7E0A</w:t>
             </w:r>
           </w:p>
         </w:tc>
@@ -209,7 +209,7 @@
           </w:tcPr>
           <w:p>
             <w:r>
-              <w:t>14-Jul-2026 20:10</w:t>
+              <w:t>15-Jul-2026 13:05</w:t>
             </w:r>
           </w:p>
         </w:tc>
@@ -691,7 +691,7 @@
     </w:p>
     <w:p>
       <w:r>
-        <w:t>Further monitoring is recommended before closing the case.</w:t>
+        <w:t>Preventive maintenance interval should be reduced.</w:t>
       </w:r>
     </w:p>
     <w:p>
@@ -717,7 +717,7 @@
     </w:p>
     <w:p>
       <w:r>
-        <w:t>Socket Wrench Set</w:t>
+        <w:t>Laser Alignment Kit</w:t>
       </w:r>
     </w:p>
     <w:p>
@@ -1182,7 +1182,7 @@
     </w:p>
     <w:p>
       <w:r>
-        <w:t>Schedule detailed equipment health assessment.</w:t>
+        <w:t>Check lubrication schedule.</w:t>
       </w:r>
     </w:p>
     <w:p/>
